--- a/pr-preview/pr-375/chapters/word-choice.docx
+++ b/pr-preview/pr-375/chapters/word-choice.docx
@@ -15,7 +15,7 @@
         <w:pStyle w:val="Date"/>
       </w:pPr>
       <w:r>
-        <w:t xml:space="preserve">Last modified: 2026-10-26 13:57:49 (PDT)</w:t>
+        <w:t xml:space="preserve">Last modified: 2026-10-26 14:07:20 (PDT)</w:t>
       </w:r>
     </w:p>
     <w:tbl>

--- a/pr-preview/pr-375/chapters/word-choice.docx
+++ b/pr-preview/pr-375/chapters/word-choice.docx
@@ -15,7 +15,7 @@
         <w:pStyle w:val="Date"/>
       </w:pPr>
       <w:r>
-        <w:t xml:space="preserve">Last modified: 2026-10-26 14:07:20 (PDT)</w:t>
+        <w:t xml:space="preserve">Last modified: 2026-10-27 20:05:13 (PDT)</w:t>
       </w:r>
     </w:p>
     <w:tbl>

--- a/pr-preview/pr-375/chapters/word-choice.docx
+++ b/pr-preview/pr-375/chapters/word-choice.docx
@@ -15,7 +15,7 @@
         <w:pStyle w:val="Date"/>
       </w:pPr>
       <w:r>
-        <w:t xml:space="preserve">Last modified: 2026-10-27 20:05:13 (PDT)</w:t>
+        <w:t xml:space="preserve">Last modified: 2026-10-27 20:28:16 (PDT)</w:t>
       </w:r>
     </w:p>
     <w:tbl>
@@ -1711,13 +1711,13 @@
       </w:r>
     </w:p>
     <w:bookmarkEnd w:id="25"/>
-    <w:bookmarkStart w:id="27" w:name="write-the-full-phrase"/>
+    <w:bookmarkStart w:id="27" w:name="name-a-quantity-for-what-it-is"/>
     <w:p>
       <w:pPr>
         <w:pStyle w:val="Heading2"/>
       </w:pPr>
       <w:r>
-        <w:t xml:space="preserve">5 Write the full phrase</w:t>
+        <w:t xml:space="preserve">5 Name a quantity for what it is</w:t>
       </w:r>
     </w:p>
     <w:p>
@@ -1725,6 +1725,226 @@
         <w:pStyle w:val="FirstParagraph"/>
       </w:pPr>
       <w:r>
+        <w:t xml:space="preserve">A name should say what kind of thing the quantity is.</w:t>
+      </w:r>
+      <w:r>
+        <w:t xml:space="preserve"> </w:t>
+      </w:r>
+      <w:r>
+        <w:t xml:space="preserve">Each kind of quantity has its own name:</w:t>
+      </w:r>
+    </w:p>
+    <w:p>
+      <w:pPr>
+        <w:pStyle w:val="Compact"/>
+        <w:numPr>
+          <w:ilvl w:val="0"/>
+          <w:numId w:val="1001"/>
+        </w:numPr>
+      </w:pPr>
+      <w:r>
+        <w:rPr>
+          <w:b/>
+          <w:bCs/>
+        </w:rPr>
+        <w:t xml:space="preserve">A variance</w:t>
+      </w:r>
+      <w:r>
+        <w:t xml:space="preserve"> </w:t>
+      </w:r>
+      <w:r>
+        <w:t xml:space="preserve">measures spread.</w:t>
+      </w:r>
+      <w:r>
+        <w:t xml:space="preserve"> </w:t>
+      </w:r>
+    </w:p>
+    <w:p>
+      <w:pPr>
+        <w:pStyle w:val="Compact"/>
+        <w:numPr>
+          <w:ilvl w:val="0"/>
+          <w:numId w:val="1001"/>
+        </w:numPr>
+      </w:pPr>
+      <w:r>
+        <w:rPr>
+          <w:b/>
+          <w:bCs/>
+        </w:rPr>
+        <w:t xml:space="preserve">A risk</w:t>
+      </w:r>
+      <w:r>
+        <w:t xml:space="preserve"> </w:t>
+      </w:r>
+      <w:r>
+        <w:t xml:space="preserve">is an expected loss.</w:t>
+      </w:r>
+      <w:r>
+        <w:t xml:space="preserve"> </w:t>
+      </w:r>
+    </w:p>
+    <w:p>
+      <w:pPr>
+        <w:pStyle w:val="Compact"/>
+        <w:numPr>
+          <w:ilvl w:val="0"/>
+          <w:numId w:val="1001"/>
+        </w:numPr>
+      </w:pPr>
+      <w:r>
+        <w:rPr>
+          <w:b/>
+          <w:bCs/>
+        </w:rPr>
+        <w:t xml:space="preserve">An error</w:t>
+      </w:r>
+      <w:r>
+        <w:t xml:space="preserve"> </w:t>
+      </w:r>
+      <w:r>
+        <w:t xml:space="preserve">is a realized difference between a prediction and an outcome.</w:t>
+      </w:r>
+      <w:r>
+        <w:t xml:space="preserve"> </w:t>
+      </w:r>
+    </w:p>
+    <w:p>
+      <w:pPr>
+        <w:pStyle w:val="FirstParagraph"/>
+      </w:pPr>
+      <w:r>
+        <w:t xml:space="preserve">Calling a variance an error, or calling a quantity</w:t>
+      </w:r>
+      <w:r>
+        <w:t xml:space="preserve"> </w:t>
+      </w:r>
+      <w:r>
+        <w:t xml:space="preserve">“irreducible”</w:t>
+      </w:r>
+      <w:r>
+        <w:t xml:space="preserve"> </w:t>
+      </w:r>
+      <w:r>
+        <w:t xml:space="preserve">without saying given what, misleads the reader.</w:t>
+      </w:r>
+      <w:r>
+        <w:t xml:space="preserve"> </w:t>
+      </w:r>
+    </w:p>
+    <w:p>
+      <w:pPr>
+        <w:pStyle w:val="BodyText"/>
+      </w:pPr>
+      <w:r>
+        <w:t xml:space="preserve">For example, the variance of the outcome given the inputs is the</w:t>
+      </w:r>
+      <w:r>
+        <w:t xml:space="preserve"> </w:t>
+      </w:r>
+      <w:r>
+        <w:rPr>
+          <w:i/>
+          <w:iCs/>
+        </w:rPr>
+        <w:t xml:space="preserve">residual variance</w:t>
+      </w:r>
+      <w:r>
+        <w:t xml:space="preserve">.</w:t>
+      </w:r>
+      <w:r>
+        <w:t xml:space="preserve"> </w:t>
+      </w:r>
+      <w:r>
+        <w:t xml:space="preserve"> </w:t>
+      </w:r>
+      <w:r>
+        <w:t xml:space="preserve">It is a component of the expected squared prediction error, not an error,</w:t>
+      </w:r>
+      <w:r>
+        <w:t xml:space="preserve"> </w:t>
+      </w:r>
+      <w:r>
+        <w:t xml:space="preserve">and it is irreducible only given the inputs the model uses:</w:t>
+      </w:r>
+      <w:r>
+        <w:t xml:space="preserve"> </w:t>
+      </w:r>
+      <w:r>
+        <w:t xml:space="preserve">a further input that predicts the outcome reduces it.</w:t>
+      </w:r>
+    </w:p>
+    <w:p>
+      <w:pPr>
+        <w:pStyle w:val="BlockText"/>
+      </w:pPr>
+      <w:r>
+        <w:t xml:space="preserve">❌ The irreducible error is the part no model can remove.</w:t>
+      </w:r>
+    </w:p>
+    <w:p>
+      <w:pPr>
+        <w:pStyle w:val="BlockText"/>
+      </w:pPr>
+      <w:r>
+        <w:t xml:space="preserve">✅ The residual variance is the part no model using the same inputs can remove.</w:t>
+      </w:r>
+      <w:r>
+        <w:t xml:space="preserve"> </w:t>
+      </w:r>
+    </w:p>
+    <w:p>
+      <w:pPr>
+        <w:pStyle w:val="FirstParagraph"/>
+      </w:pPr>
+      <w:r>
+        <w:t xml:space="preserve">Mention the common name once, as an alias in the definition, and use the accurate</w:t>
+      </w:r>
+      <w:r>
+        <w:t xml:space="preserve"> </w:t>
+      </w:r>
+      <w:hyperlink r:id="rId26">
+        <w:r>
+          <w:rPr>
+            <w:rStyle w:val="Hyperlink"/>
+          </w:rPr>
+          <w:t xml:space="preserve">term</w:t>
+        </w:r>
+      </w:hyperlink>
+      <w:r>
+        <w:t xml:space="preserve"> </w:t>
+      </w:r>
+      <w:r>
+        <w:t xml:space="preserve">everywhere else.</w:t>
+      </w:r>
+      <w:r>
+        <w:t xml:space="preserve"> </w:t>
+      </w:r>
+      <w:r>
+        <w:t xml:space="preserve">No mechanical check can tell a misleading name from an accurate one,</w:t>
+      </w:r>
+      <w:r>
+        <w:t xml:space="preserve"> </w:t>
+      </w:r>
+      <w:r>
+        <w:t xml:space="preserve">so this rule is enforced by review.</w:t>
+      </w:r>
+    </w:p>
+    <w:bookmarkEnd w:id="27"/>
+    <w:bookmarkStart w:id="29" w:name="write-the-full-phrase"/>
+    <w:p>
+      <w:pPr>
+        <w:pStyle w:val="Heading2"/>
+      </w:pPr>
+      <w:r>
+        <w:t xml:space="preserve">6 Write the full phrase</w:t>
+      </w:r>
+    </w:p>
+    <w:p>
+      <w:pPr>
+        <w:pStyle w:val="FirstParagraph"/>
+      </w:pPr>
+      <w:r>
         <w:t xml:space="preserve">Do not leave out words the phrase needs to be complete.</w:t>
       </w:r>
       <w:r>
@@ -1799,7 +2019,7 @@
         <w:t xml:space="preserve">A symbol in a sentence should look like the same symbol in the display equation it refers to.</w:t>
       </w:r>
     </w:p>
-    <w:bookmarkStart w:id="26" w:name="exm-full-phrase"/>
+    <w:bookmarkStart w:id="28" w:name="exm-full-phrase"/>
     <w:p>
       <w:pPr>
         <w:pStyle w:val="BodyText"/>
@@ -1861,15 +2081,15 @@
         <w:t xml:space="preserve">, plus noise.</w:t>
       </w:r>
     </w:p>
-    <w:bookmarkEnd w:id="26"/>
-    <w:bookmarkEnd w:id="27"/>
-    <w:bookmarkStart w:id="29" w:name="choose-each-preposition-on-purpose"/>
+    <w:bookmarkEnd w:id="28"/>
+    <w:bookmarkEnd w:id="29"/>
+    <w:bookmarkStart w:id="31" w:name="choose-each-preposition-on-purpose"/>
     <w:p>
       <w:pPr>
         <w:pStyle w:val="Heading2"/>
       </w:pPr>
       <w:r>
-        <w:t xml:space="preserve">6 Choose each preposition on purpose</w:t>
+        <w:t xml:space="preserve">7 Choose each preposition on purpose</w:t>
       </w:r>
     </w:p>
     <w:p>
@@ -1988,7 +2208,7 @@
         <w:t xml:space="preserve">If you cannot answer in one phrase, replace it with a verb that names the relationship.</w:t>
       </w:r>
     </w:p>
-    <w:bookmarkStart w:id="28" w:name="exm-prepositions"/>
+    <w:bookmarkStart w:id="30" w:name="exm-prepositions"/>
     <w:p>
       <w:pPr>
         <w:pStyle w:val="BodyText"/>
@@ -2131,7 +2351,7 @@
         <w:t xml:space="preserve">the training set is the source of the estimates.</w:t>
       </w:r>
     </w:p>
-    <w:bookmarkEnd w:id="28"/>
+    <w:bookmarkEnd w:id="30"/>
     <w:p>
       <w:pPr>
         <w:pStyle w:val="BodyText"/>
@@ -2178,14 +2398,14 @@
         <w:t xml:space="preserve">for the agent of a passive verb.</w:t>
       </w:r>
     </w:p>
-    <w:bookmarkEnd w:id="29"/>
-    <w:bookmarkStart w:id="32" w:name="minimize-unnecessary-jargon"/>
+    <w:bookmarkEnd w:id="31"/>
+    <w:bookmarkStart w:id="34" w:name="minimize-unnecessary-jargon"/>
     <w:p>
       <w:pPr>
         <w:pStyle w:val="Heading2"/>
       </w:pPr>
       <w:r>
-        <w:t xml:space="preserve">7 Minimize unnecessary jargon</w:t>
+        <w:t xml:space="preserve">8 Minimize unnecessary jargon</w:t>
       </w:r>
     </w:p>
     <w:p>
@@ -2290,7 +2510,7 @@
       <w:r>
         <w:t xml:space="preserve"> </w:t>
       </w:r>
-      <w:hyperlink r:id="rId30">
+      <w:hyperlink r:id="rId32">
         <w:r>
           <w:rPr>
             <w:rStyle w:val="Hyperlink"/>
@@ -2302,7 +2522,7 @@
         <w:t xml:space="preserve">).</w:t>
       </w:r>
     </w:p>
-    <w:bookmarkStart w:id="31" w:name="exm-jargon"/>
+    <w:bookmarkStart w:id="33" w:name="exm-jargon"/>
     <w:p>
       <w:pPr>
         <w:pStyle w:val="BodyText"/>
@@ -2351,7 +2571,7 @@
         <w:t xml:space="preserve">and it states what was actually done.</w:t>
       </w:r>
     </w:p>
-    <w:bookmarkEnd w:id="31"/>
+    <w:bookmarkEnd w:id="33"/>
     <w:p>
       <w:pPr>
         <w:pStyle w:val="BodyText"/>
@@ -2390,7 +2610,7 @@
         <w:t xml:space="preserve">define it clearly at first use.</w:t>
       </w:r>
     </w:p>
-    <w:bookmarkEnd w:id="32"/>
+    <w:bookmarkEnd w:id="34"/>
     <w:sectPr>
       <w:footnotePr>
         <w:numRestart w:val="eachSect"/>
@@ -2501,8 +2721,114 @@
       </w:pPr>
     </w:lvl>
   </w:abstractNum>
+  <w:abstractNum w:abstractNumId="991">
+    <w:nsid w:val="0000A991"/>
+    <w:multiLevelType w:val="multilevel"/>
+    <w:lvl w:ilvl="0">
+      <w:numFmt w:val="bullet"/>
+      <w:lvlText w:val=""/>
+      <w:lvlJc w:val="left"/>
+      <w:pPr>
+        <w:ind w:left="720" w:hanging="360"/>
+      </w:pPr>
+      <w:rPr>
+        <w:rFonts w:ascii="Symbol" w:hAnsi="Symbol" w:cs="Symbol" w:hint="default"/>
+      </w:rPr>
+    </w:lvl>
+    <w:lvl w:ilvl="1">
+      <w:numFmt w:val="bullet"/>
+      <w:lvlText w:val="o"/>
+      <w:lvlJc w:val="left"/>
+      <w:pPr>
+        <w:ind w:left="1440" w:hanging="360"/>
+      </w:pPr>
+      <w:rPr>
+        <w:rFonts w:ascii="Courier New" w:hAnsi="Courier New" w:cs="Courier New" w:hint="default"/>
+      </w:rPr>
+    </w:lvl>
+    <w:lvl w:ilvl="2">
+      <w:numFmt w:val="bullet"/>
+      <w:lvlText w:val=""/>
+      <w:lvlJc w:val="left"/>
+      <w:pPr>
+        <w:ind w:left="2160" w:hanging="360"/>
+      </w:pPr>
+      <w:rPr>
+        <w:rFonts w:ascii="Wingdings" w:hAnsi="Wingdings" w:cs="Wingdings" w:hint="default"/>
+      </w:rPr>
+    </w:lvl>
+    <w:lvl w:ilvl="3">
+      <w:numFmt w:val="bullet"/>
+      <w:lvlText w:val=""/>
+      <w:lvlJc w:val="left"/>
+      <w:pPr>
+        <w:ind w:left="2880" w:hanging="360"/>
+      </w:pPr>
+      <w:rPr>
+        <w:rFonts w:ascii="Symbol" w:hAnsi="Symbol" w:cs="Symbol" w:hint="default"/>
+      </w:rPr>
+    </w:lvl>
+    <w:lvl w:ilvl="4">
+      <w:numFmt w:val="bullet"/>
+      <w:lvlText w:val="o"/>
+      <w:lvlJc w:val="left"/>
+      <w:pPr>
+        <w:ind w:left="3600" w:hanging="360"/>
+      </w:pPr>
+      <w:rPr>
+        <w:rFonts w:ascii="Courier New" w:hAnsi="Courier New" w:cs="Courier New" w:hint="default"/>
+      </w:rPr>
+    </w:lvl>
+    <w:lvl w:ilvl="5">
+      <w:numFmt w:val="bullet"/>
+      <w:lvlText w:val=""/>
+      <w:lvlJc w:val="left"/>
+      <w:pPr>
+        <w:ind w:left="4320" w:hanging="360"/>
+      </w:pPr>
+      <w:rPr>
+        <w:rFonts w:ascii="Wingdings" w:hAnsi="Wingdings" w:cs="Wingdings" w:hint="default"/>
+      </w:rPr>
+    </w:lvl>
+    <w:lvl w:ilvl="6">
+      <w:numFmt w:val="bullet"/>
+      <w:lvlText w:val=""/>
+      <w:lvlJc w:val="left"/>
+      <w:pPr>
+        <w:ind w:left="5040" w:hanging="360"/>
+      </w:pPr>
+      <w:rPr>
+        <w:rFonts w:ascii="Symbol" w:hAnsi="Symbol" w:cs="Symbol" w:hint="default"/>
+      </w:rPr>
+    </w:lvl>
+    <w:lvl w:ilvl="7">
+      <w:numFmt w:val="bullet"/>
+      <w:lvlText w:val="o"/>
+      <w:lvlJc w:val="left"/>
+      <w:pPr>
+        <w:ind w:left="5760" w:hanging="360"/>
+      </w:pPr>
+      <w:rPr>
+        <w:rFonts w:ascii="Courier New" w:hAnsi="Courier New" w:cs="Courier New" w:hint="default"/>
+      </w:rPr>
+    </w:lvl>
+    <w:lvl w:ilvl="8">
+      <w:numFmt w:val="bullet"/>
+      <w:lvlText w:val=""/>
+      <w:lvlJc w:val="left"/>
+      <w:pPr>
+        <w:ind w:left="6480" w:hanging="360"/>
+      </w:pPr>
+      <w:rPr>
+        <w:rFonts w:ascii="Wingdings" w:hAnsi="Wingdings" w:cs="Wingdings" w:hint="default"/>
+      </w:rPr>
+    </w:lvl>
+  </w:abstractNum>
   <w:num w:numId="1000">
     <w:abstractNumId w:val="990"/>
+  </w:num>
+  <w:num w:numId="1001">
+    <w:abstractNumId w:val="991"/>
   </w:num>
 </w:numbering>
 </file>
